--- a/docs/3-activities/instructions/06.2-activity-subsampling.docx
+++ b/docs/3-activities/instructions/06.2-activity-subsampling.docx
@@ -301,7 +301,7 @@
         <w:t xml:space="preserve"> </w:t>
       </w:r>
       <w:r>
-        <w:t xml:space="preserve">30 students, yielding a total of 1,800 students in the study. At the end of the school year, all students took standardized math test scored on a 0 to 100 scale. We also have their score on the test from the year</w:t>
+        <w:t xml:space="preserve">30 students, yielding a total of 2,400 students in the study. At the end of the school year, all students took standardized math test scored on a 0 to 100 scale. We also have their score on the test from the year</w:t>
       </w:r>
       <w:r>
         <w:t xml:space="preserve"> </w:t>
